--- a/examples/timeseries/doc/01_ts_encode.docx
+++ b/examples/timeseries/doc/01_ts_encode.docx
@@ -51,6 +51,45 @@
       <w:pPr>
         <w:pStyle w:val="SourceCode"/>
       </w:pPr>
+      <w:r>
+        <w:rPr>
+          <w:rStyle w:val="FunctionTok"/>
+        </w:rPr>
+        <w:t xml:space="preserve">source</w:t>
+      </w:r>
+      <w:r>
+        <w:rPr>
+          <w:rStyle w:val="NormalTok"/>
+        </w:rPr>
+        <w:t xml:space="preserve">(</w:t>
+      </w:r>
+      <w:r>
+        <w:rPr>
+          <w:rStyle w:val="FunctionTok"/>
+        </w:rPr>
+        <w:t xml:space="preserve">url</w:t>
+      </w:r>
+      <w:r>
+        <w:rPr>
+          <w:rStyle w:val="NormalTok"/>
+        </w:rPr>
+        <w:t xml:space="preserve">(</w:t>
+      </w:r>
+      <w:r>
+        <w:rPr>
+          <w:rStyle w:val="StringTok"/>
+        </w:rPr>
+        <w:t xml:space="preserve">"https://raw.githubusercontent.com/cefet-rj-dal/daltoolboxdp/main/examples/seed.R"</w:t>
+      </w:r>
+      <w:r>
+        <w:rPr>
+          <w:rStyle w:val="NormalTok"/>
+        </w:rPr>
+        <w:t xml:space="preserve">))</w:t>
+      </w:r>
+      <w:r>
+        <w:br/>
+      </w:r>
       <w:r>
         <w:rPr>
           <w:rStyle w:val="CommentTok"/>
@@ -814,6 +853,21 @@
       </w:r>
       <w:r>
         <w:rPr>
+          <w:rStyle w:val="FunctionTok"/>
+        </w:rPr>
+        <w:t xml:space="preserve">set_example_seed</w:t>
+      </w:r>
+      <w:r>
+        <w:rPr>
+          <w:rStyle w:val="NormalTok"/>
+        </w:rPr>
+        <w:t xml:space="preserve">()</w:t>
+      </w:r>
+      <w:r>
+        <w:br/>
+      </w:r>
+      <w:r>
+        <w:rPr>
           <w:rStyle w:val="NormalTok"/>
         </w:rPr>
         <w:t xml:space="preserve">auto </w:t>
@@ -1027,61 +1081,61 @@
         <w:rPr>
           <w:rStyle w:val="VerbatimChar"/>
         </w:rPr>
-        <w:t xml:space="preserve">##           [,1]       [,2]      [,3]</w:t>
-      </w:r>
-      <w:r>
-        <w:br/>
-      </w:r>
-      <w:r>
-        <w:rPr>
-          <w:rStyle w:val="VerbatimChar"/>
-        </w:rPr>
-        <w:t xml:space="preserve">## [1,] 0.2456403 -0.8723114 0.8151503</w:t>
-      </w:r>
-      <w:r>
-        <w:br/>
-      </w:r>
-      <w:r>
-        <w:rPr>
-          <w:rStyle w:val="VerbatimChar"/>
-        </w:rPr>
-        <w:t xml:space="preserve">## [2,] 0.4980628 -0.9283935 1.0356350</w:t>
-      </w:r>
-      <w:r>
-        <w:br/>
-      </w:r>
-      <w:r>
-        <w:rPr>
-          <w:rStyle w:val="VerbatimChar"/>
-        </w:rPr>
-        <w:t xml:space="preserve">## [3,] 0.7426872 -0.9265829 1.1776589</w:t>
-      </w:r>
-      <w:r>
-        <w:br/>
-      </w:r>
-      <w:r>
-        <w:rPr>
-          <w:rStyle w:val="VerbatimChar"/>
-        </w:rPr>
-        <w:t xml:space="preserve">## [4,] 0.9493715 -0.8864425 1.2562702</w:t>
-      </w:r>
-      <w:r>
-        <w:br/>
-      </w:r>
-      <w:r>
-        <w:rPr>
-          <w:rStyle w:val="VerbatimChar"/>
-        </w:rPr>
-        <w:t xml:space="preserve">## [5,] 1.0966260 -0.7913646 1.2639163</w:t>
-      </w:r>
-      <w:r>
-        <w:br/>
-      </w:r>
-      <w:r>
-        <w:rPr>
-          <w:rStyle w:val="VerbatimChar"/>
-        </w:rPr>
-        <w:t xml:space="preserve">## [6,] 1.1752948 -0.6472606 1.2001222</w:t>
+        <w:t xml:space="preserve">##            [,1]       [,2]       [,3]</w:t>
+      </w:r>
+      <w:r>
+        <w:br/>
+      </w:r>
+      <w:r>
+        <w:rPr>
+          <w:rStyle w:val="VerbatimChar"/>
+        </w:rPr>
+        <w:t xml:space="preserve">## [1,] -0.1182066 -0.3719499 -0.7841629</w:t>
+      </w:r>
+      <w:r>
+        <w:br/>
+      </w:r>
+      <w:r>
+        <w:rPr>
+          <w:rStyle w:val="VerbatimChar"/>
+        </w:rPr>
+        <w:t xml:space="preserve">## [2,] -0.3636969 -0.6521246 -0.9437860</w:t>
+      </w:r>
+      <w:r>
+        <w:br/>
+      </w:r>
+      <w:r>
+        <w:rPr>
+          <w:rStyle w:val="VerbatimChar"/>
+        </w:rPr>
+        <w:t xml:space="preserve">## [3,] -0.5672154 -0.8605942 -1.0504243</w:t>
+      </w:r>
+      <w:r>
+        <w:br/>
+      </w:r>
+      <w:r>
+        <w:rPr>
+          <w:rStyle w:val="VerbatimChar"/>
+        </w:rPr>
+        <w:t xml:space="preserve">## [4,] -0.7133046 -0.9978968 -1.0842316</w:t>
+      </w:r>
+      <w:r>
+        <w:br/>
+      </w:r>
+      <w:r>
+        <w:rPr>
+          <w:rStyle w:val="VerbatimChar"/>
+        </w:rPr>
+        <w:t xml:space="preserve">## [5,] -0.8060740 -1.0653565 -1.0469444</w:t>
+      </w:r>
+      <w:r>
+        <w:br/>
+      </w:r>
+      <w:r>
+        <w:rPr>
+          <w:rStyle w:val="VerbatimChar"/>
+        </w:rPr>
+        <w:t xml:space="preserve">## [6,] -0.8490413 -1.0682272 -0.9438766</w:t>
       </w:r>
     </w:p>
     <w:p>
@@ -1247,52 +1301,52 @@
         <w:rPr>
           <w:rStyle w:val="VerbatimChar"/>
         </w:rPr>
-        <w:t xml:space="preserve">##              [,1]        [,2]       [,3]</w:t>
-      </w:r>
-      <w:r>
-        <w:br/>
-      </w:r>
-      <w:r>
-        <w:rPr>
-          <w:rStyle w:val="VerbatimChar"/>
-        </w:rPr>
-        <w:t xml:space="preserve">## [1,]  1.125126958 -0.27973640  0.9065947</w:t>
-      </w:r>
-      <w:r>
-        <w:br/>
-      </w:r>
-      <w:r>
-        <w:rPr>
-          <w:rStyle w:val="VerbatimChar"/>
-        </w:rPr>
-        <w:t xml:space="preserve">## [2,]  0.997480989 -0.07659477  0.6732195</w:t>
-      </w:r>
-      <w:r>
-        <w:br/>
-      </w:r>
-      <w:r>
-        <w:rPr>
-          <w:rStyle w:val="VerbatimChar"/>
-        </w:rPr>
-        <w:t xml:space="preserve">## [3,]  0.813451290  0.30583853  0.1819962</w:t>
-      </w:r>
-      <w:r>
-        <w:br/>
-      </w:r>
-      <w:r>
-        <w:rPr>
-          <w:rStyle w:val="VerbatimChar"/>
-        </w:rPr>
-        <w:t xml:space="preserve">## [4,]  0.333993822  0.46745139 -0.1350486</w:t>
-      </w:r>
-      <w:r>
-        <w:br/>
-      </w:r>
-      <w:r>
-        <w:rPr>
-          <w:rStyle w:val="VerbatimChar"/>
-        </w:rPr>
-        <w:t xml:space="preserve">## [5,] -0.002483837  0.58430237 -0.4633084</w:t>
+        <w:t xml:space="preserve">##             [,1]        [,2]         [,3]</w:t>
+      </w:r>
+      <w:r>
+        <w:br/>
+      </w:r>
+      <w:r>
+        <w:rPr>
+          <w:rStyle w:val="VerbatimChar"/>
+        </w:rPr>
+        <w:t xml:space="preserve">## [1,] -0.78321987 -0.90169656 -0.617454708</w:t>
+      </w:r>
+      <w:r>
+        <w:br/>
+      </w:r>
+      <w:r>
+        <w:rPr>
+          <w:rStyle w:val="VerbatimChar"/>
+        </w:rPr>
+        <w:t xml:space="preserve">## [2,] -0.68448418 -0.70963740 -0.367719769</w:t>
+      </w:r>
+      <w:r>
+        <w:br/>
+      </w:r>
+      <w:r>
+        <w:rPr>
+          <w:rStyle w:val="VerbatimChar"/>
+        </w:rPr>
+        <w:t xml:space="preserve">## [3,] -0.50289148 -0.41860643  0.007311214</w:t>
+      </w:r>
+      <w:r>
+        <w:br/>
+      </w:r>
+      <w:r>
+        <w:rPr>
+          <w:rStyle w:val="VerbatimChar"/>
+        </w:rPr>
+        <w:t xml:space="preserve">## [4,] -0.25193313 -0.09249599  0.240453750</w:t>
+      </w:r>
+      <w:r>
+        <w:br/>
+      </w:r>
+      <w:r>
+        <w:rPr>
+          <w:rStyle w:val="VerbatimChar"/>
+        </w:rPr>
+        <w:t xml:space="preserve">## [5,] -0.06743492  0.18064062  0.340119630</w:t>
       </w:r>
     </w:p>
     <w:p>

--- a/examples/timeseries/doc/01_ts_encode.docx
+++ b/examples/timeseries/doc/01_ts_encode.docx
@@ -580,7 +580,7 @@
               <a:graphicData uri="http://schemas.openxmlformats.org/drawingml/2006/picture">
                 <pic:pic>
                   <pic:nvPicPr>
-                    <pic:cNvPr descr="/home/gpca/daltoolboxdp/examples/timeseries/doc/01_ts_encode_files/8c6b857ed50fea675684c31cd93883bef0cd5e37.png" id="11" name="Picture"/>
+                    <pic:cNvPr descr="C:\Git\dal\daltoolboxdp\examples\timeseries\doc\01_ts_encode_files/996437f0ef4b02187e64e6ca63b35260bd82ffa1.png" id="11" name="Picture"/>
                     <pic:cNvPicPr>
                       <a:picLocks noChangeArrowheads="1" noChangeAspect="1"/>
                     </pic:cNvPicPr>
@@ -1090,52 +1090,52 @@
         <w:rPr>
           <w:rStyle w:val="VerbatimChar"/>
         </w:rPr>
-        <w:t xml:space="preserve">## [1,] -0.1182066 -0.3719499 -0.7841629</w:t>
-      </w:r>
-      <w:r>
-        <w:br/>
-      </w:r>
-      <w:r>
-        <w:rPr>
-          <w:rStyle w:val="VerbatimChar"/>
-        </w:rPr>
-        <w:t xml:space="preserve">## [2,] -0.3636969 -0.6521246 -0.9437860</w:t>
-      </w:r>
-      <w:r>
-        <w:br/>
-      </w:r>
-      <w:r>
-        <w:rPr>
-          <w:rStyle w:val="VerbatimChar"/>
-        </w:rPr>
-        <w:t xml:space="preserve">## [3,] -0.5672154 -0.8605942 -1.0504243</w:t>
-      </w:r>
-      <w:r>
-        <w:br/>
-      </w:r>
-      <w:r>
-        <w:rPr>
-          <w:rStyle w:val="VerbatimChar"/>
-        </w:rPr>
-        <w:t xml:space="preserve">## [4,] -0.7133046 -0.9978968 -1.0842316</w:t>
-      </w:r>
-      <w:r>
-        <w:br/>
-      </w:r>
-      <w:r>
-        <w:rPr>
-          <w:rStyle w:val="VerbatimChar"/>
-        </w:rPr>
-        <w:t xml:space="preserve">## [5,] -0.8060740 -1.0653565 -1.0469444</w:t>
-      </w:r>
-      <w:r>
-        <w:br/>
-      </w:r>
-      <w:r>
-        <w:rPr>
-          <w:rStyle w:val="VerbatimChar"/>
-        </w:rPr>
-        <w:t xml:space="preserve">## [6,] -0.8490413 -1.0682272 -0.9438766</w:t>
+        <w:t xml:space="preserve">## [1,] -0.1182065 -0.3719500 -0.7841629</w:t>
+      </w:r>
+      <w:r>
+        <w:br/>
+      </w:r>
+      <w:r>
+        <w:rPr>
+          <w:rStyle w:val="VerbatimChar"/>
+        </w:rPr>
+        <w:t xml:space="preserve">## [2,] -0.3636968 -0.6521247 -0.9437860</w:t>
+      </w:r>
+      <w:r>
+        <w:br/>
+      </w:r>
+      <w:r>
+        <w:rPr>
+          <w:rStyle w:val="VerbatimChar"/>
+        </w:rPr>
+        <w:t xml:space="preserve">## [3,] -0.5672152 -0.8605942 -1.0504245</w:t>
+      </w:r>
+      <w:r>
+        <w:br/>
+      </w:r>
+      <w:r>
+        <w:rPr>
+          <w:rStyle w:val="VerbatimChar"/>
+        </w:rPr>
+        <w:t xml:space="preserve">## [4,] -0.7133045 -0.9978969 -1.0842316</w:t>
+      </w:r>
+      <w:r>
+        <w:br/>
+      </w:r>
+      <w:r>
+        <w:rPr>
+          <w:rStyle w:val="VerbatimChar"/>
+        </w:rPr>
+        <w:t xml:space="preserve">## [5,] -0.8060739 -1.0653564 -1.0469446</w:t>
+      </w:r>
+      <w:r>
+        <w:br/>
+      </w:r>
+      <w:r>
+        <w:rPr>
+          <w:rStyle w:val="VerbatimChar"/>
+        </w:rPr>
+        <w:t xml:space="preserve">## [6,] -0.8490413 -1.0682271 -0.9438767</w:t>
       </w:r>
     </w:p>
     <w:p>
@@ -1310,43 +1310,43 @@
         <w:rPr>
           <w:rStyle w:val="VerbatimChar"/>
         </w:rPr>
-        <w:t xml:space="preserve">## [1,] -0.78321987 -0.90169656 -0.617454708</w:t>
-      </w:r>
-      <w:r>
-        <w:br/>
-      </w:r>
-      <w:r>
-        <w:rPr>
-          <w:rStyle w:val="VerbatimChar"/>
-        </w:rPr>
-        <w:t xml:space="preserve">## [2,] -0.68448418 -0.70963740 -0.367719769</w:t>
-      </w:r>
-      <w:r>
-        <w:br/>
-      </w:r>
-      <w:r>
-        <w:rPr>
-          <w:rStyle w:val="VerbatimChar"/>
-        </w:rPr>
-        <w:t xml:space="preserve">## [3,] -0.50289148 -0.41860643  0.007311214</w:t>
-      </w:r>
-      <w:r>
-        <w:br/>
-      </w:r>
-      <w:r>
-        <w:rPr>
-          <w:rStyle w:val="VerbatimChar"/>
-        </w:rPr>
-        <w:t xml:space="preserve">## [4,] -0.25193313 -0.09249599  0.240453750</w:t>
-      </w:r>
-      <w:r>
-        <w:br/>
-      </w:r>
-      <w:r>
-        <w:rPr>
-          <w:rStyle w:val="VerbatimChar"/>
-        </w:rPr>
-        <w:t xml:space="preserve">## [5,] -0.06743492  0.18064062  0.340119630</w:t>
+        <w:t xml:space="preserve">## [1,] -0.78321987 -0.90169650 -0.617454767</w:t>
+      </w:r>
+      <w:r>
+        <w:br/>
+      </w:r>
+      <w:r>
+        <w:rPr>
+          <w:rStyle w:val="VerbatimChar"/>
+        </w:rPr>
+        <w:t xml:space="preserve">## [2,] -0.68448418 -0.70963752 -0.367719769</w:t>
+      </w:r>
+      <w:r>
+        <w:br/>
+      </w:r>
+      <w:r>
+        <w:rPr>
+          <w:rStyle w:val="VerbatimChar"/>
+        </w:rPr>
+        <w:t xml:space="preserve">## [3,] -0.50289136 -0.41860646  0.007311184</w:t>
+      </w:r>
+      <w:r>
+        <w:br/>
+      </w:r>
+      <w:r>
+        <w:rPr>
+          <w:rStyle w:val="VerbatimChar"/>
+        </w:rPr>
+        <w:t xml:space="preserve">## [4,] -0.25193304 -0.09249596  0.240453780</w:t>
+      </w:r>
+      <w:r>
+        <w:br/>
+      </w:r>
+      <w:r>
+        <w:rPr>
+          <w:rStyle w:val="VerbatimChar"/>
+        </w:rPr>
+        <w:t xml:space="preserve">## [5,] -0.06743497  0.18064062  0.340119660</w:t>
       </w:r>
     </w:p>
     <w:p>

--- a/examples/timeseries/doc/01_ts_encode.docx
+++ b/examples/timeseries/doc/01_ts_encode.docx
@@ -580,7 +580,7 @@
               <a:graphicData uri="http://schemas.openxmlformats.org/drawingml/2006/picture">
                 <pic:pic>
                   <pic:nvPicPr>
-                    <pic:cNvPr descr="C:\Git\dal\daltoolboxdp\examples\timeseries\doc\01_ts_encode_files/996437f0ef4b02187e64e6ca63b35260bd82ffa1.png" id="11" name="Picture"/>
+                    <pic:cNvPr descr="/home/gpca/daltoolboxdp/examples/timeseries/doc/01_ts_encode_files/8c6b857ed50fea675684c31cd93883bef0cd5e37.png" id="11" name="Picture"/>
                     <pic:cNvPicPr>
                       <a:picLocks noChangeArrowheads="1" noChangeAspect="1"/>
                     </pic:cNvPicPr>
@@ -1090,52 +1090,52 @@
         <w:rPr>
           <w:rStyle w:val="VerbatimChar"/>
         </w:rPr>
-        <w:t xml:space="preserve">## [1,] -0.1182065 -0.3719500 -0.7841629</w:t>
-      </w:r>
-      <w:r>
-        <w:br/>
-      </w:r>
-      <w:r>
-        <w:rPr>
-          <w:rStyle w:val="VerbatimChar"/>
-        </w:rPr>
-        <w:t xml:space="preserve">## [2,] -0.3636968 -0.6521247 -0.9437860</w:t>
-      </w:r>
-      <w:r>
-        <w:br/>
-      </w:r>
-      <w:r>
-        <w:rPr>
-          <w:rStyle w:val="VerbatimChar"/>
-        </w:rPr>
-        <w:t xml:space="preserve">## [3,] -0.5672152 -0.8605942 -1.0504245</w:t>
-      </w:r>
-      <w:r>
-        <w:br/>
-      </w:r>
-      <w:r>
-        <w:rPr>
-          <w:rStyle w:val="VerbatimChar"/>
-        </w:rPr>
-        <w:t xml:space="preserve">## [4,] -0.7133045 -0.9978969 -1.0842316</w:t>
-      </w:r>
-      <w:r>
-        <w:br/>
-      </w:r>
-      <w:r>
-        <w:rPr>
-          <w:rStyle w:val="VerbatimChar"/>
-        </w:rPr>
-        <w:t xml:space="preserve">## [5,] -0.8060739 -1.0653564 -1.0469446</w:t>
-      </w:r>
-      <w:r>
-        <w:br/>
-      </w:r>
-      <w:r>
-        <w:rPr>
-          <w:rStyle w:val="VerbatimChar"/>
-        </w:rPr>
-        <w:t xml:space="preserve">## [6,] -0.8490413 -1.0682271 -0.9438767</w:t>
+        <w:t xml:space="preserve">## [1,] -0.1182066 -0.3719499 -0.7841629</w:t>
+      </w:r>
+      <w:r>
+        <w:br/>
+      </w:r>
+      <w:r>
+        <w:rPr>
+          <w:rStyle w:val="VerbatimChar"/>
+        </w:rPr>
+        <w:t xml:space="preserve">## [2,] -0.3636969 -0.6521246 -0.9437860</w:t>
+      </w:r>
+      <w:r>
+        <w:br/>
+      </w:r>
+      <w:r>
+        <w:rPr>
+          <w:rStyle w:val="VerbatimChar"/>
+        </w:rPr>
+        <w:t xml:space="preserve">## [3,] -0.5672154 -0.8605942 -1.0504243</w:t>
+      </w:r>
+      <w:r>
+        <w:br/>
+      </w:r>
+      <w:r>
+        <w:rPr>
+          <w:rStyle w:val="VerbatimChar"/>
+        </w:rPr>
+        <w:t xml:space="preserve">## [4,] -0.7133046 -0.9978968 -1.0842316</w:t>
+      </w:r>
+      <w:r>
+        <w:br/>
+      </w:r>
+      <w:r>
+        <w:rPr>
+          <w:rStyle w:val="VerbatimChar"/>
+        </w:rPr>
+        <w:t xml:space="preserve">## [5,] -0.8060740 -1.0653565 -1.0469444</w:t>
+      </w:r>
+      <w:r>
+        <w:br/>
+      </w:r>
+      <w:r>
+        <w:rPr>
+          <w:rStyle w:val="VerbatimChar"/>
+        </w:rPr>
+        <w:t xml:space="preserve">## [6,] -0.8490413 -1.0682272 -0.9438766</w:t>
       </w:r>
     </w:p>
     <w:p>
@@ -1310,43 +1310,43 @@
         <w:rPr>
           <w:rStyle w:val="VerbatimChar"/>
         </w:rPr>
-        <w:t xml:space="preserve">## [1,] -0.78321987 -0.90169650 -0.617454767</w:t>
-      </w:r>
-      <w:r>
-        <w:br/>
-      </w:r>
-      <w:r>
-        <w:rPr>
-          <w:rStyle w:val="VerbatimChar"/>
-        </w:rPr>
-        <w:t xml:space="preserve">## [2,] -0.68448418 -0.70963752 -0.367719769</w:t>
-      </w:r>
-      <w:r>
-        <w:br/>
-      </w:r>
-      <w:r>
-        <w:rPr>
-          <w:rStyle w:val="VerbatimChar"/>
-        </w:rPr>
-        <w:t xml:space="preserve">## [3,] -0.50289136 -0.41860646  0.007311184</w:t>
-      </w:r>
-      <w:r>
-        <w:br/>
-      </w:r>
-      <w:r>
-        <w:rPr>
-          <w:rStyle w:val="VerbatimChar"/>
-        </w:rPr>
-        <w:t xml:space="preserve">## [4,] -0.25193304 -0.09249596  0.240453780</w:t>
-      </w:r>
-      <w:r>
-        <w:br/>
-      </w:r>
-      <w:r>
-        <w:rPr>
-          <w:rStyle w:val="VerbatimChar"/>
-        </w:rPr>
-        <w:t xml:space="preserve">## [5,] -0.06743497  0.18064062  0.340119660</w:t>
+        <w:t xml:space="preserve">## [1,] -0.78321987 -0.90169656 -0.617454708</w:t>
+      </w:r>
+      <w:r>
+        <w:br/>
+      </w:r>
+      <w:r>
+        <w:rPr>
+          <w:rStyle w:val="VerbatimChar"/>
+        </w:rPr>
+        <w:t xml:space="preserve">## [2,] -0.68448418 -0.70963740 -0.367719769</w:t>
+      </w:r>
+      <w:r>
+        <w:br/>
+      </w:r>
+      <w:r>
+        <w:rPr>
+          <w:rStyle w:val="VerbatimChar"/>
+        </w:rPr>
+        <w:t xml:space="preserve">## [3,] -0.50289148 -0.41860643  0.007311214</w:t>
+      </w:r>
+      <w:r>
+        <w:br/>
+      </w:r>
+      <w:r>
+        <w:rPr>
+          <w:rStyle w:val="VerbatimChar"/>
+        </w:rPr>
+        <w:t xml:space="preserve">## [4,] -0.25193313 -0.09249599  0.240453750</w:t>
+      </w:r>
+      <w:r>
+        <w:br/>
+      </w:r>
+      <w:r>
+        <w:rPr>
+          <w:rStyle w:val="VerbatimChar"/>
+        </w:rPr>
+        <w:t xml:space="preserve">## [5,] -0.06743492  0.18064062  0.340119630</w:t>
       </w:r>
     </w:p>
     <w:p>
